--- a/chapters/gratitude-generosity-and-renunciation/chapter.docx
+++ b/chapters/gratitude-generosity-and-renunciation/chapter.docx
@@ -36,7 +36,7 @@
           <w:color w:val="777777"/>
           <w:sz w:val="20"/>
         </w:rPr>
-        <w:t>Thème : Gratitude, Generosity and Renunciation</w:t>
+        <w:t>Thème : Sila &amp; Ethics / The Precepts</w:t>
       </w:r>
     </w:p>
     <w:p>
